--- a/docs/functional-spec/Functional Specifications - I5 (Iteration 2).docx
+++ b/docs/functional-spec/Functional Specifications - I5 (Iteration 2).docx
@@ -18085,9 +18085,10 @@
       <w:r>
         <w:rPr>
           <w:rStyle w:val="None A"/>
-          <w:rtl w:val="0"/>
-        </w:rPr>
-        <w:t>t a duplicate, and the password is hashed before storing it in the PostgreSQL database on AWS RDS.</w:t>
+          <w:highlight w:val="red"/>
+          <w:rtl w:val="0"/>
+        </w:rPr>
+        <w:t xml:space="preserve">t a duplicate, the username is 3 to 50 characters, the password is 8 to 128 characters, and the password is hashed before storing it in the PostgreSQL database on AWS RDS.</w:t>
       </w:r>
     </w:p>
     <w:p>
@@ -31436,6 +31437,158 @@
                 <w:lang w:val="en-US"/>
               </w:rPr>
               <w:t>Added I5 code contributions for all team members (Sections 4.4.1-4.4.6). Updated data model sections 3.1.1.7-3.1.1.10 to reflect actual Order, Order Item, Cart Item, and Return objects. Updated 3.1.2 relationships, 3.1.3 complete data model, and 3.1.4 data dictionary to remove payment references and add cart, order, and return entities. Updated 3.0 and 3.1 intro to reflect completed checkout and order tracking system.</w:t>
+            </w:r>
+          </w:p>
+        </w:tc>
+      </w:tr>
+      <w:tr>
+        <w:tblPrEx>
+          <w:shd w:val="clear" w:color="auto" w:fill="ced7e7"/>
+        </w:tblPrEx>
+        <w:trPr>
+          <w:trHeight w:val="6930" w:hRule="atLeast"/>
+        </w:trPr>
+        <w:tc>
+          <w:tcPr>
+            <w:tcW w:type="dxa" w:w="2340"/>
+            <w:tcBorders>
+              <w:top w:val="single" w:color="000000" w:sz="8" w:space="0" w:shadow="0" w:frame="0"/>
+              <w:left w:val="single" w:color="000000" w:sz="8" w:space="0" w:shadow="0" w:frame="0"/>
+              <w:bottom w:val="single" w:color="000000" w:sz="8" w:space="0" w:shadow="0" w:frame="0"/>
+              <w:right w:val="single" w:color="000000" w:sz="8" w:space="0" w:shadow="0" w:frame="0"/>
+            </w:tcBorders>
+            <w:shd w:val="clear" w:color="auto" w:fill="auto"/>
+            <w:tcMar>
+              <w:top w:type="dxa" w:w="80"/>
+              <w:left w:type="dxa" w:w="80"/>
+              <w:bottom w:type="dxa" w:w="80"/>
+              <w:right w:type="dxa" w:w="80"/>
+            </w:tcMar>
+            <w:vAlign w:val="top"/>
+          </w:tcPr>
+          <w:p>
+            <w:pPr>
+              <w:pStyle w:val="Body A"/>
+              <w:widowControl w:val="0"/>
+              <w:spacing w:line="240" w:lineRule="auto"/>
+            </w:pPr>
+            <w:r>
+              <w:rPr>
+                <w:rStyle w:val="None"/>
+                <w:highlight w:val="red"/>
+                <w:shd w:val="nil" w:color="auto" w:fill="auto"/>
+                <w:rtl w:val="0"/>
+                <w:lang w:val="en-US"/>
+              </w:rPr>
+              <w:t xml:space="preserve">6.0</w:t>
+            </w:r>
+          </w:p>
+        </w:tc>
+        <w:tc>
+          <w:tcPr>
+            <w:tcW w:type="dxa" w:w="2340"/>
+            <w:tcBorders>
+              <w:top w:val="single" w:color="000000" w:sz="8" w:space="0" w:shadow="0" w:frame="0"/>
+              <w:left w:val="single" w:color="000000" w:sz="8" w:space="0" w:shadow="0" w:frame="0"/>
+              <w:bottom w:val="single" w:color="000000" w:sz="8" w:space="0" w:shadow="0" w:frame="0"/>
+              <w:right w:val="single" w:color="000000" w:sz="8" w:space="0" w:shadow="0" w:frame="0"/>
+            </w:tcBorders>
+            <w:shd w:val="clear" w:color="auto" w:fill="auto"/>
+            <w:tcMar>
+              <w:top w:type="dxa" w:w="80"/>
+              <w:left w:type="dxa" w:w="80"/>
+              <w:bottom w:type="dxa" w:w="80"/>
+              <w:right w:type="dxa" w:w="80"/>
+            </w:tcMar>
+            <w:vAlign w:val="top"/>
+          </w:tcPr>
+          <w:p>
+            <w:pPr>
+              <w:pStyle w:val="Body A"/>
+              <w:widowControl w:val="0"/>
+              <w:spacing w:line="240" w:lineRule="auto"/>
+            </w:pPr>
+            <w:r>
+              <w:rPr>
+                <w:rStyle w:val="None"/>
+                <w:highlight w:val="red"/>
+                <w:shd w:val="nil" w:color="auto" w:fill="auto"/>
+                <w:rtl w:val="0"/>
+                <w:lang w:val="en-US"/>
+              </w:rPr>
+              <w:t xml:space="preserve">Noah Higgs</w:t>
+            </w:r>
+          </w:p>
+        </w:tc>
+        <w:tc>
+          <w:tcPr>
+            <w:tcW w:type="dxa" w:w="2340"/>
+            <w:tcBorders>
+              <w:top w:val="single" w:color="000000" w:sz="8" w:space="0" w:shadow="0" w:frame="0"/>
+              <w:left w:val="single" w:color="000000" w:sz="8" w:space="0" w:shadow="0" w:frame="0"/>
+              <w:bottom w:val="single" w:color="000000" w:sz="8" w:space="0" w:shadow="0" w:frame="0"/>
+              <w:right w:val="single" w:color="000000" w:sz="8" w:space="0" w:shadow="0" w:frame="0"/>
+            </w:tcBorders>
+            <w:shd w:val="clear" w:color="auto" w:fill="auto"/>
+            <w:tcMar>
+              <w:top w:type="dxa" w:w="80"/>
+              <w:left w:type="dxa" w:w="80"/>
+              <w:bottom w:type="dxa" w:w="80"/>
+              <w:right w:type="dxa" w:w="80"/>
+            </w:tcMar>
+            <w:vAlign w:val="top"/>
+          </w:tcPr>
+          <w:p>
+            <w:pPr>
+              <w:pStyle w:val="Body A"/>
+              <w:widowControl w:val="0"/>
+              <w:spacing w:line="240" w:lineRule="auto"/>
+            </w:pPr>
+            <w:r>
+              <w:rPr>
+                <w:rStyle w:val="None"/>
+                <w:highlight w:val="red"/>
+                <w:shd w:val="nil" w:color="auto" w:fill="auto"/>
+                <w:rtl w:val="0"/>
+                <w:lang w:val="en-US"/>
+              </w:rPr>
+              <w:t xml:space="preserve">10/27/2026</w:t>
+            </w:r>
+          </w:p>
+        </w:tc>
+        <w:tc>
+          <w:tcPr>
+            <w:tcW w:type="dxa" w:w="2340"/>
+            <w:tcBorders>
+              <w:top w:val="single" w:color="000000" w:sz="8" w:space="0" w:shadow="0" w:frame="0"/>
+              <w:left w:val="single" w:color="000000" w:sz="8" w:space="0" w:shadow="0" w:frame="0"/>
+              <w:bottom w:val="single" w:color="000000" w:sz="8" w:space="0" w:shadow="0" w:frame="0"/>
+              <w:right w:val="single" w:color="000000" w:sz="8" w:space="0" w:shadow="0" w:frame="0"/>
+            </w:tcBorders>
+            <w:shd w:val="clear" w:color="auto" w:fill="auto"/>
+            <w:tcMar>
+              <w:top w:type="dxa" w:w="80"/>
+              <w:left w:type="dxa" w:w="80"/>
+              <w:bottom w:type="dxa" w:w="80"/>
+              <w:right w:type="dxa" w:w="80"/>
+            </w:tcMar>
+            <w:vAlign w:val="top"/>
+          </w:tcPr>
+          <w:p>
+            <w:pPr>
+              <w:pStyle w:val="Body A"/>
+              <w:widowControl w:val="0"/>
+              <w:spacing w:line="240" w:lineRule="auto"/>
+            </w:pPr>
+            <w:r>
+              <w:rPr>
+                <w:rStyle w:val="None"/>
+                <w:highlight w:val="red"/>
+                <w:shd w:val="nil" w:color="auto" w:fill="auto"/>
+                <w:rtl w:val="0"/>
+                <w:lang w:val="en-US"/>
+              </w:rPr>
+              <w:t xml:space="preserve">Registration now enforces a username of 3 to 50 characters and a password of 8 to 128 characters; failed logins close their database connection; every response carries security headers; the app refuses a placeholder SECRET_KEY; order confirmation numbers use the secrets module.</w:t>
             </w:r>
           </w:p>
         </w:tc>
